--- a/downloads/3-architecture.docx
+++ b/downloads/3-architecture.docx
@@ -8974,7 +8974,7 @@
                 <w:sz w:val="18"/>
                 <w:szCs w:val="18"/>
               </w:rPr>
-              <w:t xml:space="preserve">Each physical element shall be independently replaceable without redesigning adjacent elements. Supports DfR and SAF requirements that mandate field-replaceable safety devices (e.g. TCO, fuse).</w:t>
+              <w:t xml:space="preserve">Each physical element shall be independently replaceable without redesigning adjacent elements. Supports TLS and SAF requirements that mandate field-replaceable safety devices (e.g. TCO, fuse).</w:t>
             </w:r>
           </w:p>
         </w:tc>
